--- a/docs/3_Тестирование.docx
+++ b/docs/3_Тестирование.docx
@@ -15,7 +15,7 @@
         <w:rPr>
           <w:color w:val="555555"/>
         </w:rPr>
-        <w:t>Версии 1.0 → 1.1</w:t>
+        <w:t>Версии 1.0 → 1.1 → 1.2</w:t>
       </w:r>
     </w:p>
     <w:tbl>
@@ -449,7 +449,7 @@
                 <w:b w:val="0"/>
                 <w:sz w:val="21"/>
               </w:rPr>
-              <w:t>1.0 — первая версия (метка v1.0 в Git); 1.1 — исправленная (метка v1.1)</w:t>
+              <w:t>1.0 — первая версия (метка v1.0); 1.1 — исправления интерфейса (v1.1); 1.2 — новый интерфейс и исправление распознавания песен (v1.2)</w:t>
             </w:r>
           </w:p>
         </w:tc>
@@ -483,12 +483,13 @@
         <w:tblLook w:firstColumn="1" w:firstRow="1" w:lastColumn="0" w:lastRow="0" w:noHBand="0" w:noVBand="1" w:val="04A0"/>
       </w:tblPr>
       <w:tblGrid>
-        <w:gridCol w:w="2523"/>
-        <w:gridCol w:w="2523"/>
-        <w:gridCol w:w="2523"/>
-        <w:gridCol w:w="2523"/>
-        <w:gridCol w:w="2523"/>
-        <w:gridCol w:w="2523"/>
+        <w:gridCol w:w="2163"/>
+        <w:gridCol w:w="2163"/>
+        <w:gridCol w:w="2163"/>
+        <w:gridCol w:w="2163"/>
+        <w:gridCol w:w="2163"/>
+        <w:gridCol w:w="2163"/>
+        <w:gridCol w:w="2163"/>
       </w:tblGrid>
       <w:tr>
         <w:trPr>
@@ -496,7 +497,7 @@
         </w:trPr>
         <w:tc>
           <w:tcPr>
-            <w:tcW w:type="dxa" w:w="907"/>
+            <w:tcW w:type="dxa" w:w="850"/>
             <w:shd w:val="clear" w:color="auto" w:fill="DCE3EE"/>
           </w:tcPr>
           <w:p>
@@ -515,7 +516,7 @@
         </w:tc>
         <w:tc>
           <w:tcPr>
-            <w:tcW w:type="dxa" w:w="2041"/>
+            <w:tcW w:type="dxa" w:w="1871"/>
             <w:shd w:val="clear" w:color="auto" w:fill="DCE3EE"/>
           </w:tcPr>
           <w:p>
@@ -534,7 +535,7 @@
         </w:tc>
         <w:tc>
           <w:tcPr>
-            <w:tcW w:type="dxa" w:w="4082"/>
+            <w:tcW w:type="dxa" w:w="3742"/>
             <w:shd w:val="clear" w:color="auto" w:fill="DCE3EE"/>
           </w:tcPr>
           <w:p>
@@ -553,7 +554,7 @@
         </w:tc>
         <w:tc>
           <w:tcPr>
-            <w:tcW w:type="dxa" w:w="4649"/>
+            <w:tcW w:type="dxa" w:w="4309"/>
             <w:shd w:val="clear" w:color="auto" w:fill="DCE3EE"/>
           </w:tcPr>
           <w:p>
@@ -572,7 +573,7 @@
         </w:tc>
         <w:tc>
           <w:tcPr>
-            <w:tcW w:type="dxa" w:w="1474"/>
+            <w:tcW w:type="dxa" w:w="1417"/>
             <w:shd w:val="clear" w:color="auto" w:fill="DCE3EE"/>
           </w:tcPr>
           <w:p>
@@ -591,7 +592,7 @@
         </w:tc>
         <w:tc>
           <w:tcPr>
-            <w:tcW w:type="dxa" w:w="1361"/>
+            <w:tcW w:type="dxa" w:w="1304"/>
             <w:shd w:val="clear" w:color="auto" w:fill="DCE3EE"/>
           </w:tcPr>
           <w:p>
@@ -608,11 +609,30 @@
             </w:r>
           </w:p>
         </w:tc>
+        <w:tc>
+          <w:tcPr>
+            <w:tcW w:type="dxa" w:w="1134"/>
+            <w:shd w:val="clear" w:color="auto" w:fill="DCE3EE"/>
+          </w:tcPr>
+          <w:p>
+            <w:pPr>
+              <w:spacing w:after="20" w:line="240" w:lineRule="auto"/>
+            </w:pPr>
+            <w:r/>
+            <w:r>
+              <w:rPr>
+                <w:b/>
+                <w:sz w:val="20"/>
+              </w:rPr>
+              <w:t>Версия 1.2</w:t>
+            </w:r>
+          </w:p>
+        </w:tc>
       </w:tr>
       <w:tr>
         <w:tc>
           <w:tcPr>
-            <w:tcW w:type="dxa" w:w="907"/>
+            <w:tcW w:type="dxa" w:w="850"/>
           </w:tcPr>
           <w:p>
             <w:pPr>
@@ -630,7 +650,7 @@
         </w:tc>
         <w:tc>
           <w:tcPr>
-            <w:tcW w:type="dxa" w:w="2041"/>
+            <w:tcW w:type="dxa" w:w="1871"/>
           </w:tcPr>
           <w:p>
             <w:pPr>
@@ -648,7 +668,7 @@
         </w:tc>
         <w:tc>
           <w:tcPr>
-            <w:tcW w:type="dxa" w:w="4082"/>
+            <w:tcW w:type="dxa" w:w="3742"/>
           </w:tcPr>
           <w:p>
             <w:pPr>
@@ -678,7 +698,7 @@
         </w:tc>
         <w:tc>
           <w:tcPr>
-            <w:tcW w:type="dxa" w:w="4649"/>
+            <w:tcW w:type="dxa" w:w="4309"/>
           </w:tcPr>
           <w:p>
             <w:pPr>
@@ -696,7 +716,7 @@
         </w:tc>
         <w:tc>
           <w:tcPr>
-            <w:tcW w:type="dxa" w:w="1474"/>
+            <w:tcW w:type="dxa" w:w="1417"/>
           </w:tcPr>
           <w:p>
             <w:pPr>
@@ -714,7 +734,25 @@
         </w:tc>
         <w:tc>
           <w:tcPr>
-            <w:tcW w:type="dxa" w:w="1361"/>
+            <w:tcW w:type="dxa" w:w="1304"/>
+          </w:tcPr>
+          <w:p>
+            <w:pPr>
+              <w:spacing w:after="20" w:line="240" w:lineRule="auto"/>
+            </w:pPr>
+            <w:r/>
+            <w:r>
+              <w:rPr>
+                <w:b w:val="0"/>
+                <w:sz w:val="20"/>
+              </w:rPr>
+              <w:t>Пройден</w:t>
+            </w:r>
+          </w:p>
+        </w:tc>
+        <w:tc>
+          <w:tcPr>
+            <w:tcW w:type="dxa" w:w="1134"/>
           </w:tcPr>
           <w:p>
             <w:pPr>
@@ -734,7 +772,7 @@
       <w:tr>
         <w:tc>
           <w:tcPr>
-            <w:tcW w:type="dxa" w:w="907"/>
+            <w:tcW w:type="dxa" w:w="850"/>
           </w:tcPr>
           <w:p>
             <w:pPr>
@@ -752,7 +790,7 @@
         </w:tc>
         <w:tc>
           <w:tcPr>
-            <w:tcW w:type="dxa" w:w="2041"/>
+            <w:tcW w:type="dxa" w:w="1871"/>
           </w:tcPr>
           <w:p>
             <w:pPr>
@@ -770,7 +808,7 @@
         </w:tc>
         <w:tc>
           <w:tcPr>
-            <w:tcW w:type="dxa" w:w="4082"/>
+            <w:tcW w:type="dxa" w:w="3742"/>
           </w:tcPr>
           <w:p>
             <w:pPr>
@@ -800,7 +838,7 @@
         </w:tc>
         <w:tc>
           <w:tcPr>
-            <w:tcW w:type="dxa" w:w="4649"/>
+            <w:tcW w:type="dxa" w:w="4309"/>
           </w:tcPr>
           <w:p>
             <w:pPr>
@@ -818,7 +856,7 @@
         </w:tc>
         <w:tc>
           <w:tcPr>
-            <w:tcW w:type="dxa" w:w="1474"/>
+            <w:tcW w:type="dxa" w:w="1417"/>
           </w:tcPr>
           <w:p>
             <w:pPr>
@@ -836,7 +874,25 @@
         </w:tc>
         <w:tc>
           <w:tcPr>
-            <w:tcW w:type="dxa" w:w="1361"/>
+            <w:tcW w:type="dxa" w:w="1304"/>
+          </w:tcPr>
+          <w:p>
+            <w:pPr>
+              <w:spacing w:after="20" w:line="240" w:lineRule="auto"/>
+            </w:pPr>
+            <w:r/>
+            <w:r>
+              <w:rPr>
+                <w:b w:val="0"/>
+                <w:sz w:val="20"/>
+              </w:rPr>
+              <w:t>Пройден</w:t>
+            </w:r>
+          </w:p>
+        </w:tc>
+        <w:tc>
+          <w:tcPr>
+            <w:tcW w:type="dxa" w:w="1134"/>
           </w:tcPr>
           <w:p>
             <w:pPr>
@@ -856,7 +912,7 @@
       <w:tr>
         <w:tc>
           <w:tcPr>
-            <w:tcW w:type="dxa" w:w="907"/>
+            <w:tcW w:type="dxa" w:w="850"/>
           </w:tcPr>
           <w:p>
             <w:pPr>
@@ -874,7 +930,7 @@
         </w:tc>
         <w:tc>
           <w:tcPr>
-            <w:tcW w:type="dxa" w:w="2041"/>
+            <w:tcW w:type="dxa" w:w="1871"/>
           </w:tcPr>
           <w:p>
             <w:pPr>
@@ -892,7 +948,7 @@
         </w:tc>
         <w:tc>
           <w:tcPr>
-            <w:tcW w:type="dxa" w:w="4082"/>
+            <w:tcW w:type="dxa" w:w="3742"/>
           </w:tcPr>
           <w:p>
             <w:pPr>
@@ -910,7 +966,7 @@
         </w:tc>
         <w:tc>
           <w:tcPr>
-            <w:tcW w:type="dxa" w:w="4649"/>
+            <w:tcW w:type="dxa" w:w="4309"/>
           </w:tcPr>
           <w:p>
             <w:pPr>
@@ -928,7 +984,7 @@
         </w:tc>
         <w:tc>
           <w:tcPr>
-            <w:tcW w:type="dxa" w:w="1474"/>
+            <w:tcW w:type="dxa" w:w="1417"/>
           </w:tcPr>
           <w:p>
             <w:pPr>
@@ -946,7 +1002,25 @@
         </w:tc>
         <w:tc>
           <w:tcPr>
-            <w:tcW w:type="dxa" w:w="1361"/>
+            <w:tcW w:type="dxa" w:w="1304"/>
+          </w:tcPr>
+          <w:p>
+            <w:pPr>
+              <w:spacing w:after="20" w:line="240" w:lineRule="auto"/>
+            </w:pPr>
+            <w:r/>
+            <w:r>
+              <w:rPr>
+                <w:b w:val="0"/>
+                <w:sz w:val="20"/>
+              </w:rPr>
+              <w:t>Пройден</w:t>
+            </w:r>
+          </w:p>
+        </w:tc>
+        <w:tc>
+          <w:tcPr>
+            <w:tcW w:type="dxa" w:w="1134"/>
           </w:tcPr>
           <w:p>
             <w:pPr>
@@ -966,7 +1040,7 @@
       <w:tr>
         <w:tc>
           <w:tcPr>
-            <w:tcW w:type="dxa" w:w="907"/>
+            <w:tcW w:type="dxa" w:w="850"/>
           </w:tcPr>
           <w:p>
             <w:pPr>
@@ -984,7 +1058,7 @@
         </w:tc>
         <w:tc>
           <w:tcPr>
-            <w:tcW w:type="dxa" w:w="2041"/>
+            <w:tcW w:type="dxa" w:w="1871"/>
           </w:tcPr>
           <w:p>
             <w:pPr>
@@ -1002,7 +1076,7 @@
         </w:tc>
         <w:tc>
           <w:tcPr>
-            <w:tcW w:type="dxa" w:w="4082"/>
+            <w:tcW w:type="dxa" w:w="3742"/>
           </w:tcPr>
           <w:p>
             <w:pPr>
@@ -1020,7 +1094,7 @@
         </w:tc>
         <w:tc>
           <w:tcPr>
-            <w:tcW w:type="dxa" w:w="4649"/>
+            <w:tcW w:type="dxa" w:w="4309"/>
           </w:tcPr>
           <w:p>
             <w:pPr>
@@ -1038,7 +1112,7 @@
         </w:tc>
         <w:tc>
           <w:tcPr>
-            <w:tcW w:type="dxa" w:w="1474"/>
+            <w:tcW w:type="dxa" w:w="1417"/>
           </w:tcPr>
           <w:p>
             <w:pPr>
@@ -1056,7 +1130,25 @@
         </w:tc>
         <w:tc>
           <w:tcPr>
-            <w:tcW w:type="dxa" w:w="1361"/>
+            <w:tcW w:type="dxa" w:w="1304"/>
+          </w:tcPr>
+          <w:p>
+            <w:pPr>
+              <w:spacing w:after="20" w:line="240" w:lineRule="auto"/>
+            </w:pPr>
+            <w:r/>
+            <w:r>
+              <w:rPr>
+                <w:b w:val="0"/>
+                <w:sz w:val="20"/>
+              </w:rPr>
+              <w:t>Пройден</w:t>
+            </w:r>
+          </w:p>
+        </w:tc>
+        <w:tc>
+          <w:tcPr>
+            <w:tcW w:type="dxa" w:w="1134"/>
           </w:tcPr>
           <w:p>
             <w:pPr>
@@ -1076,7 +1168,7 @@
       <w:tr>
         <w:tc>
           <w:tcPr>
-            <w:tcW w:type="dxa" w:w="907"/>
+            <w:tcW w:type="dxa" w:w="850"/>
           </w:tcPr>
           <w:p>
             <w:pPr>
@@ -1094,7 +1186,7 @@
         </w:tc>
         <w:tc>
           <w:tcPr>
-            <w:tcW w:type="dxa" w:w="2041"/>
+            <w:tcW w:type="dxa" w:w="1871"/>
           </w:tcPr>
           <w:p>
             <w:pPr>
@@ -1112,7 +1204,7 @@
         </w:tc>
         <w:tc>
           <w:tcPr>
-            <w:tcW w:type="dxa" w:w="4082"/>
+            <w:tcW w:type="dxa" w:w="3742"/>
           </w:tcPr>
           <w:p>
             <w:pPr>
@@ -1151,10 +1243,22 @@
               <w:t>3. «Расшифровать».</w:t>
             </w:r>
           </w:p>
+          <w:p>
+            <w:pPr>
+              <w:spacing w:after="20" w:line="240" w:lineRule="auto"/>
+            </w:pPr>
+            <w:r>
+              <w:rPr>
+                <w:b w:val="0"/>
+                <w:sz w:val="20"/>
+              </w:rPr>
+              <w:t>4. Повторить на песне на русском языке (MP3 с музыкой).</w:t>
+            </w:r>
+          </w:p>
         </w:tc>
         <w:tc>
           <w:tcPr>
-            <w:tcW w:type="dxa" w:w="4649"/>
+            <w:tcW w:type="dxa" w:w="4309"/>
           </w:tcPr>
           <w:p>
             <w:pPr>
@@ -1166,13 +1270,13 @@
                 <w:b w:val="0"/>
                 <w:sz w:val="20"/>
               </w:rPr>
-              <w:t>3 фрагмента, текст совпадает с записью, язык — английский, прогресс 100%, запись в истории.</w:t>
+              <w:t>3 фрагмента, текст совпадает с записью, язык — английский, прогресс 100%, запись в истории. Для песни: язык — русский, текст по всей длине записи.</w:t>
             </w:r>
           </w:p>
         </w:tc>
         <w:tc>
           <w:tcPr>
-            <w:tcW w:type="dxa" w:w="1474"/>
+            <w:tcW w:type="dxa" w:w="1417"/>
           </w:tcPr>
           <w:p>
             <w:pPr>
@@ -1184,13 +1288,31 @@
                 <w:b w:val="0"/>
                 <w:sz w:val="20"/>
               </w:rPr>
-              <w:t>Пройден</w:t>
+              <w:t>Пройден для записи</w:t>
             </w:r>
           </w:p>
         </w:tc>
         <w:tc>
           <w:tcPr>
-            <w:tcW w:type="dxa" w:w="1361"/>
+            <w:tcW w:type="dxa" w:w="1304"/>
+          </w:tcPr>
+          <w:p>
+            <w:pPr>
+              <w:spacing w:after="20" w:line="240" w:lineRule="auto"/>
+            </w:pPr>
+            <w:r/>
+            <w:r>
+              <w:rPr>
+                <w:b w:val="0"/>
+                <w:sz w:val="20"/>
+              </w:rPr>
+              <w:t>Песня: D-06, D-07</w:t>
+            </w:r>
+          </w:p>
+        </w:tc>
+        <w:tc>
+          <w:tcPr>
+            <w:tcW w:type="dxa" w:w="1134"/>
           </w:tcPr>
           <w:p>
             <w:pPr>
@@ -1210,7 +1332,7 @@
       <w:tr>
         <w:tc>
           <w:tcPr>
-            <w:tcW w:type="dxa" w:w="907"/>
+            <w:tcW w:type="dxa" w:w="850"/>
           </w:tcPr>
           <w:p>
             <w:pPr>
@@ -1228,7 +1350,7 @@
         </w:tc>
         <w:tc>
           <w:tcPr>
-            <w:tcW w:type="dxa" w:w="2041"/>
+            <w:tcW w:type="dxa" w:w="1871"/>
           </w:tcPr>
           <w:p>
             <w:pPr>
@@ -1246,7 +1368,7 @@
         </w:tc>
         <w:tc>
           <w:tcPr>
-            <w:tcW w:type="dxa" w:w="4082"/>
+            <w:tcW w:type="dxa" w:w="3742"/>
           </w:tcPr>
           <w:p>
             <w:pPr>
@@ -1264,7 +1386,7 @@
         </w:tc>
         <w:tc>
           <w:tcPr>
-            <w:tcW w:type="dxa" w:w="4649"/>
+            <w:tcW w:type="dxa" w:w="4309"/>
           </w:tcPr>
           <w:p>
             <w:pPr>
@@ -1282,7 +1404,7 @@
         </w:tc>
         <w:tc>
           <w:tcPr>
-            <w:tcW w:type="dxa" w:w="1474"/>
+            <w:tcW w:type="dxa" w:w="1417"/>
           </w:tcPr>
           <w:p>
             <w:pPr>
@@ -1300,7 +1422,25 @@
         </w:tc>
         <w:tc>
           <w:tcPr>
-            <w:tcW w:type="dxa" w:w="1361"/>
+            <w:tcW w:type="dxa" w:w="1304"/>
+          </w:tcPr>
+          <w:p>
+            <w:pPr>
+              <w:spacing w:after="20" w:line="240" w:lineRule="auto"/>
+            </w:pPr>
+            <w:r/>
+            <w:r>
+              <w:rPr>
+                <w:b w:val="0"/>
+                <w:sz w:val="20"/>
+              </w:rPr>
+              <w:t>Пройден</w:t>
+            </w:r>
+          </w:p>
+        </w:tc>
+        <w:tc>
+          <w:tcPr>
+            <w:tcW w:type="dxa" w:w="1134"/>
           </w:tcPr>
           <w:p>
             <w:pPr>
@@ -1320,7 +1460,7 @@
       <w:tr>
         <w:tc>
           <w:tcPr>
-            <w:tcW w:type="dxa" w:w="907"/>
+            <w:tcW w:type="dxa" w:w="850"/>
           </w:tcPr>
           <w:p>
             <w:pPr>
@@ -1338,7 +1478,7 @@
         </w:tc>
         <w:tc>
           <w:tcPr>
-            <w:tcW w:type="dxa" w:w="2041"/>
+            <w:tcW w:type="dxa" w:w="1871"/>
           </w:tcPr>
           <w:p>
             <w:pPr>
@@ -1356,7 +1496,7 @@
         </w:tc>
         <w:tc>
           <w:tcPr>
-            <w:tcW w:type="dxa" w:w="4082"/>
+            <w:tcW w:type="dxa" w:w="3742"/>
           </w:tcPr>
           <w:p>
             <w:pPr>
@@ -1374,7 +1514,7 @@
         </w:tc>
         <w:tc>
           <w:tcPr>
-            <w:tcW w:type="dxa" w:w="4649"/>
+            <w:tcW w:type="dxa" w:w="4309"/>
           </w:tcPr>
           <w:p>
             <w:pPr>
@@ -1392,7 +1532,7 @@
         </w:tc>
         <w:tc>
           <w:tcPr>
-            <w:tcW w:type="dxa" w:w="1474"/>
+            <w:tcW w:type="dxa" w:w="1417"/>
           </w:tcPr>
           <w:p>
             <w:pPr>
@@ -1410,7 +1550,25 @@
         </w:tc>
         <w:tc>
           <w:tcPr>
-            <w:tcW w:type="dxa" w:w="1361"/>
+            <w:tcW w:type="dxa" w:w="1304"/>
+          </w:tcPr>
+          <w:p>
+            <w:pPr>
+              <w:spacing w:after="20" w:line="240" w:lineRule="auto"/>
+            </w:pPr>
+            <w:r/>
+            <w:r>
+              <w:rPr>
+                <w:b w:val="0"/>
+                <w:sz w:val="20"/>
+              </w:rPr>
+              <w:t>Пройден</w:t>
+            </w:r>
+          </w:p>
+        </w:tc>
+        <w:tc>
+          <w:tcPr>
+            <w:tcW w:type="dxa" w:w="1134"/>
           </w:tcPr>
           <w:p>
             <w:pPr>
@@ -1430,7 +1588,7 @@
       <w:tr>
         <w:tc>
           <w:tcPr>
-            <w:tcW w:type="dxa" w:w="907"/>
+            <w:tcW w:type="dxa" w:w="850"/>
           </w:tcPr>
           <w:p>
             <w:pPr>
@@ -1448,7 +1606,7 @@
         </w:tc>
         <w:tc>
           <w:tcPr>
-            <w:tcW w:type="dxa" w:w="2041"/>
+            <w:tcW w:type="dxa" w:w="1871"/>
           </w:tcPr>
           <w:p>
             <w:pPr>
@@ -1466,7 +1624,7 @@
         </w:tc>
         <w:tc>
           <w:tcPr>
-            <w:tcW w:type="dxa" w:w="4082"/>
+            <w:tcW w:type="dxa" w:w="3742"/>
           </w:tcPr>
           <w:p>
             <w:pPr>
@@ -1484,7 +1642,7 @@
         </w:tc>
         <w:tc>
           <w:tcPr>
-            <w:tcW w:type="dxa" w:w="4649"/>
+            <w:tcW w:type="dxa" w:w="4309"/>
           </w:tcPr>
           <w:p>
             <w:pPr>
@@ -1502,7 +1660,7 @@
         </w:tc>
         <w:tc>
           <w:tcPr>
-            <w:tcW w:type="dxa" w:w="1474"/>
+            <w:tcW w:type="dxa" w:w="1417"/>
           </w:tcPr>
           <w:p>
             <w:pPr>
@@ -1520,7 +1678,25 @@
         </w:tc>
         <w:tc>
           <w:tcPr>
-            <w:tcW w:type="dxa" w:w="1361"/>
+            <w:tcW w:type="dxa" w:w="1304"/>
+          </w:tcPr>
+          <w:p>
+            <w:pPr>
+              <w:spacing w:after="20" w:line="240" w:lineRule="auto"/>
+            </w:pPr>
+            <w:r/>
+            <w:r>
+              <w:rPr>
+                <w:b w:val="0"/>
+                <w:sz w:val="20"/>
+              </w:rPr>
+              <w:t>Пройден</w:t>
+            </w:r>
+          </w:p>
+        </w:tc>
+        <w:tc>
+          <w:tcPr>
+            <w:tcW w:type="dxa" w:w="1134"/>
           </w:tcPr>
           <w:p>
             <w:pPr>
@@ -1540,7 +1716,7 @@
       <w:tr>
         <w:tc>
           <w:tcPr>
-            <w:tcW w:type="dxa" w:w="907"/>
+            <w:tcW w:type="dxa" w:w="850"/>
           </w:tcPr>
           <w:p>
             <w:pPr>
@@ -1558,7 +1734,7 @@
         </w:tc>
         <w:tc>
           <w:tcPr>
-            <w:tcW w:type="dxa" w:w="2041"/>
+            <w:tcW w:type="dxa" w:w="1871"/>
           </w:tcPr>
           <w:p>
             <w:pPr>
@@ -1576,7 +1752,7 @@
         </w:tc>
         <w:tc>
           <w:tcPr>
-            <w:tcW w:type="dxa" w:w="4082"/>
+            <w:tcW w:type="dxa" w:w="3742"/>
           </w:tcPr>
           <w:p>
             <w:pPr>
@@ -1606,7 +1782,7 @@
         </w:tc>
         <w:tc>
           <w:tcPr>
-            <w:tcW w:type="dxa" w:w="4649"/>
+            <w:tcW w:type="dxa" w:w="4309"/>
           </w:tcPr>
           <w:p>
             <w:pPr>
@@ -1636,7 +1812,7 @@
         </w:tc>
         <w:tc>
           <w:tcPr>
-            <w:tcW w:type="dxa" w:w="1474"/>
+            <w:tcW w:type="dxa" w:w="1417"/>
           </w:tcPr>
           <w:p>
             <w:pPr>
@@ -1654,7 +1830,25 @@
         </w:tc>
         <w:tc>
           <w:tcPr>
-            <w:tcW w:type="dxa" w:w="1361"/>
+            <w:tcW w:type="dxa" w:w="1304"/>
+          </w:tcPr>
+          <w:p>
+            <w:pPr>
+              <w:spacing w:after="20" w:line="240" w:lineRule="auto"/>
+            </w:pPr>
+            <w:r/>
+            <w:r>
+              <w:rPr>
+                <w:b w:val="0"/>
+                <w:sz w:val="20"/>
+              </w:rPr>
+              <w:t>Пройден</w:t>
+            </w:r>
+          </w:p>
+        </w:tc>
+        <w:tc>
+          <w:tcPr>
+            <w:tcW w:type="dxa" w:w="1134"/>
           </w:tcPr>
           <w:p>
             <w:pPr>
@@ -1674,7 +1868,7 @@
       <w:tr>
         <w:tc>
           <w:tcPr>
-            <w:tcW w:type="dxa" w:w="907"/>
+            <w:tcW w:type="dxa" w:w="850"/>
           </w:tcPr>
           <w:p>
             <w:pPr>
@@ -1692,7 +1886,7 @@
         </w:tc>
         <w:tc>
           <w:tcPr>
-            <w:tcW w:type="dxa" w:w="2041"/>
+            <w:tcW w:type="dxa" w:w="1871"/>
           </w:tcPr>
           <w:p>
             <w:pPr>
@@ -1710,7 +1904,7 @@
         </w:tc>
         <w:tc>
           <w:tcPr>
-            <w:tcW w:type="dxa" w:w="4082"/>
+            <w:tcW w:type="dxa" w:w="3742"/>
           </w:tcPr>
           <w:p>
             <w:pPr>
@@ -1728,7 +1922,7 @@
         </w:tc>
         <w:tc>
           <w:tcPr>
-            <w:tcW w:type="dxa" w:w="4649"/>
+            <w:tcW w:type="dxa" w:w="4309"/>
           </w:tcPr>
           <w:p>
             <w:pPr>
@@ -1746,7 +1940,7 @@
         </w:tc>
         <w:tc>
           <w:tcPr>
-            <w:tcW w:type="dxa" w:w="1474"/>
+            <w:tcW w:type="dxa" w:w="1417"/>
           </w:tcPr>
           <w:p>
             <w:pPr>
@@ -1764,7 +1958,25 @@
         </w:tc>
         <w:tc>
           <w:tcPr>
-            <w:tcW w:type="dxa" w:w="1361"/>
+            <w:tcW w:type="dxa" w:w="1304"/>
+          </w:tcPr>
+          <w:p>
+            <w:pPr>
+              <w:spacing w:after="20" w:line="240" w:lineRule="auto"/>
+            </w:pPr>
+            <w:r/>
+            <w:r>
+              <w:rPr>
+                <w:b w:val="0"/>
+                <w:sz w:val="20"/>
+              </w:rPr>
+              <w:t>Пройден</w:t>
+            </w:r>
+          </w:p>
+        </w:tc>
+        <w:tc>
+          <w:tcPr>
+            <w:tcW w:type="dxa" w:w="1134"/>
           </w:tcPr>
           <w:p>
             <w:pPr>
@@ -1784,7 +1996,7 @@
       <w:tr>
         <w:tc>
           <w:tcPr>
-            <w:tcW w:type="dxa" w:w="907"/>
+            <w:tcW w:type="dxa" w:w="850"/>
           </w:tcPr>
           <w:p>
             <w:pPr>
@@ -1802,7 +2014,7 @@
         </w:tc>
         <w:tc>
           <w:tcPr>
-            <w:tcW w:type="dxa" w:w="2041"/>
+            <w:tcW w:type="dxa" w:w="1871"/>
           </w:tcPr>
           <w:p>
             <w:pPr>
@@ -1820,7 +2032,7 @@
         </w:tc>
         <w:tc>
           <w:tcPr>
-            <w:tcW w:type="dxa" w:w="4082"/>
+            <w:tcW w:type="dxa" w:w="3742"/>
           </w:tcPr>
           <w:p>
             <w:pPr>
@@ -1850,7 +2062,7 @@
         </w:tc>
         <w:tc>
           <w:tcPr>
-            <w:tcW w:type="dxa" w:w="4649"/>
+            <w:tcW w:type="dxa" w:w="4309"/>
           </w:tcPr>
           <w:p>
             <w:pPr>
@@ -1880,7 +2092,7 @@
         </w:tc>
         <w:tc>
           <w:tcPr>
-            <w:tcW w:type="dxa" w:w="1474"/>
+            <w:tcW w:type="dxa" w:w="1417"/>
           </w:tcPr>
           <w:p>
             <w:pPr>
@@ -1898,7 +2110,25 @@
         </w:tc>
         <w:tc>
           <w:tcPr>
-            <w:tcW w:type="dxa" w:w="1361"/>
+            <w:tcW w:type="dxa" w:w="1304"/>
+          </w:tcPr>
+          <w:p>
+            <w:pPr>
+              <w:spacing w:after="20" w:line="240" w:lineRule="auto"/>
+            </w:pPr>
+            <w:r/>
+            <w:r>
+              <w:rPr>
+                <w:b w:val="0"/>
+                <w:sz w:val="20"/>
+              </w:rPr>
+              <w:t>Пройден</w:t>
+            </w:r>
+          </w:p>
+        </w:tc>
+        <w:tc>
+          <w:tcPr>
+            <w:tcW w:type="dxa" w:w="1134"/>
           </w:tcPr>
           <w:p>
             <w:pPr>
@@ -1918,7 +2148,7 @@
       <w:tr>
         <w:tc>
           <w:tcPr>
-            <w:tcW w:type="dxa" w:w="907"/>
+            <w:tcW w:type="dxa" w:w="850"/>
           </w:tcPr>
           <w:p>
             <w:pPr>
@@ -1936,7 +2166,7 @@
         </w:tc>
         <w:tc>
           <w:tcPr>
-            <w:tcW w:type="dxa" w:w="2041"/>
+            <w:tcW w:type="dxa" w:w="1871"/>
           </w:tcPr>
           <w:p>
             <w:pPr>
@@ -1954,7 +2184,7 @@
         </w:tc>
         <w:tc>
           <w:tcPr>
-            <w:tcW w:type="dxa" w:w="4082"/>
+            <w:tcW w:type="dxa" w:w="3742"/>
           </w:tcPr>
           <w:p>
             <w:pPr>
@@ -1972,7 +2202,7 @@
         </w:tc>
         <w:tc>
           <w:tcPr>
-            <w:tcW w:type="dxa" w:w="4649"/>
+            <w:tcW w:type="dxa" w:w="4309"/>
           </w:tcPr>
           <w:p>
             <w:pPr>
@@ -1990,7 +2220,7 @@
         </w:tc>
         <w:tc>
           <w:tcPr>
-            <w:tcW w:type="dxa" w:w="1474"/>
+            <w:tcW w:type="dxa" w:w="1417"/>
           </w:tcPr>
           <w:p>
             <w:pPr>
@@ -2008,7 +2238,25 @@
         </w:tc>
         <w:tc>
           <w:tcPr>
-            <w:tcW w:type="dxa" w:w="1361"/>
+            <w:tcW w:type="dxa" w:w="1304"/>
+          </w:tcPr>
+          <w:p>
+            <w:pPr>
+              <w:spacing w:after="20" w:line="240" w:lineRule="auto"/>
+            </w:pPr>
+            <w:r/>
+            <w:r>
+              <w:rPr>
+                <w:b w:val="0"/>
+                <w:sz w:val="20"/>
+              </w:rPr>
+              <w:t>Пройден</w:t>
+            </w:r>
+          </w:p>
+        </w:tc>
+        <w:tc>
+          <w:tcPr>
+            <w:tcW w:type="dxa" w:w="1134"/>
           </w:tcPr>
           <w:p>
             <w:pPr>
@@ -2028,7 +2276,7 @@
       <w:tr>
         <w:tc>
           <w:tcPr>
-            <w:tcW w:type="dxa" w:w="907"/>
+            <w:tcW w:type="dxa" w:w="850"/>
           </w:tcPr>
           <w:p>
             <w:pPr>
@@ -2046,7 +2294,7 @@
         </w:tc>
         <w:tc>
           <w:tcPr>
-            <w:tcW w:type="dxa" w:w="2041"/>
+            <w:tcW w:type="dxa" w:w="1871"/>
           </w:tcPr>
           <w:p>
             <w:pPr>
@@ -2064,7 +2312,7 @@
         </w:tc>
         <w:tc>
           <w:tcPr>
-            <w:tcW w:type="dxa" w:w="4082"/>
+            <w:tcW w:type="dxa" w:w="3742"/>
           </w:tcPr>
           <w:p>
             <w:pPr>
@@ -2082,7 +2330,7 @@
         </w:tc>
         <w:tc>
           <w:tcPr>
-            <w:tcW w:type="dxa" w:w="4649"/>
+            <w:tcW w:type="dxa" w:w="4309"/>
           </w:tcPr>
           <w:p>
             <w:pPr>
@@ -2100,7 +2348,7 @@
         </w:tc>
         <w:tc>
           <w:tcPr>
-            <w:tcW w:type="dxa" w:w="1474"/>
+            <w:tcW w:type="dxa" w:w="1417"/>
           </w:tcPr>
           <w:p>
             <w:pPr>
@@ -2118,7 +2366,25 @@
         </w:tc>
         <w:tc>
           <w:tcPr>
-            <w:tcW w:type="dxa" w:w="1361"/>
+            <w:tcW w:type="dxa" w:w="1304"/>
+          </w:tcPr>
+          <w:p>
+            <w:pPr>
+              <w:spacing w:after="20" w:line="240" w:lineRule="auto"/>
+            </w:pPr>
+            <w:r/>
+            <w:r>
+              <w:rPr>
+                <w:b w:val="0"/>
+                <w:sz w:val="20"/>
+              </w:rPr>
+              <w:t>Пройден</w:t>
+            </w:r>
+          </w:p>
+        </w:tc>
+        <w:tc>
+          <w:tcPr>
+            <w:tcW w:type="dxa" w:w="1134"/>
           </w:tcPr>
           <w:p>
             <w:pPr>
@@ -2138,7 +2404,7 @@
       <w:tr>
         <w:tc>
           <w:tcPr>
-            <w:tcW w:type="dxa" w:w="907"/>
+            <w:tcW w:type="dxa" w:w="850"/>
           </w:tcPr>
           <w:p>
             <w:pPr>
@@ -2156,7 +2422,7 @@
         </w:tc>
         <w:tc>
           <w:tcPr>
-            <w:tcW w:type="dxa" w:w="2041"/>
+            <w:tcW w:type="dxa" w:w="1871"/>
           </w:tcPr>
           <w:p>
             <w:pPr>
@@ -2174,7 +2440,7 @@
         </w:tc>
         <w:tc>
           <w:tcPr>
-            <w:tcW w:type="dxa" w:w="4082"/>
+            <w:tcW w:type="dxa" w:w="3742"/>
           </w:tcPr>
           <w:p>
             <w:pPr>
@@ -2216,7 +2482,7 @@
         </w:tc>
         <w:tc>
           <w:tcPr>
-            <w:tcW w:type="dxa" w:w="4649"/>
+            <w:tcW w:type="dxa" w:w="4309"/>
           </w:tcPr>
           <w:p>
             <w:pPr>
@@ -2234,7 +2500,7 @@
         </w:tc>
         <w:tc>
           <w:tcPr>
-            <w:tcW w:type="dxa" w:w="1474"/>
+            <w:tcW w:type="dxa" w:w="1417"/>
           </w:tcPr>
           <w:p>
             <w:pPr>
@@ -2252,7 +2518,25 @@
         </w:tc>
         <w:tc>
           <w:tcPr>
-            <w:tcW w:type="dxa" w:w="1361"/>
+            <w:tcW w:type="dxa" w:w="1304"/>
+          </w:tcPr>
+          <w:p>
+            <w:pPr>
+              <w:spacing w:after="20" w:line="240" w:lineRule="auto"/>
+            </w:pPr>
+            <w:r/>
+            <w:r>
+              <w:rPr>
+                <w:b w:val="0"/>
+                <w:sz w:val="20"/>
+              </w:rPr>
+              <w:t>Пройден</w:t>
+            </w:r>
+          </w:p>
+        </w:tc>
+        <w:tc>
+          <w:tcPr>
+            <w:tcW w:type="dxa" w:w="1134"/>
           </w:tcPr>
           <w:p>
             <w:pPr>
@@ -2272,7 +2556,7 @@
       <w:tr>
         <w:tc>
           <w:tcPr>
-            <w:tcW w:type="dxa" w:w="907"/>
+            <w:tcW w:type="dxa" w:w="850"/>
           </w:tcPr>
           <w:p>
             <w:pPr>
@@ -2290,7 +2574,7 @@
         </w:tc>
         <w:tc>
           <w:tcPr>
-            <w:tcW w:type="dxa" w:w="2041"/>
+            <w:tcW w:type="dxa" w:w="1871"/>
           </w:tcPr>
           <w:p>
             <w:pPr>
@@ -2308,7 +2592,7 @@
         </w:tc>
         <w:tc>
           <w:tcPr>
-            <w:tcW w:type="dxa" w:w="4082"/>
+            <w:tcW w:type="dxa" w:w="3742"/>
           </w:tcPr>
           <w:p>
             <w:pPr>
@@ -2326,7 +2610,7 @@
         </w:tc>
         <w:tc>
           <w:tcPr>
-            <w:tcW w:type="dxa" w:w="4649"/>
+            <w:tcW w:type="dxa" w:w="4309"/>
           </w:tcPr>
           <w:p>
             <w:pPr>
@@ -2344,7 +2628,7 @@
         </w:tc>
         <w:tc>
           <w:tcPr>
-            <w:tcW w:type="dxa" w:w="1474"/>
+            <w:tcW w:type="dxa" w:w="1417"/>
           </w:tcPr>
           <w:p>
             <w:pPr>
@@ -2362,7 +2646,25 @@
         </w:tc>
         <w:tc>
           <w:tcPr>
-            <w:tcW w:type="dxa" w:w="1361"/>
+            <w:tcW w:type="dxa" w:w="1304"/>
+          </w:tcPr>
+          <w:p>
+            <w:pPr>
+              <w:spacing w:after="20" w:line="240" w:lineRule="auto"/>
+            </w:pPr>
+            <w:r/>
+            <w:r>
+              <w:rPr>
+                <w:b w:val="0"/>
+                <w:sz w:val="20"/>
+              </w:rPr>
+              <w:t>Пройден</w:t>
+            </w:r>
+          </w:p>
+        </w:tc>
+        <w:tc>
+          <w:tcPr>
+            <w:tcW w:type="dxa" w:w="1134"/>
           </w:tcPr>
           <w:p>
             <w:pPr>
@@ -2382,7 +2684,7 @@
       <w:tr>
         <w:tc>
           <w:tcPr>
-            <w:tcW w:type="dxa" w:w="907"/>
+            <w:tcW w:type="dxa" w:w="850"/>
           </w:tcPr>
           <w:p>
             <w:pPr>
@@ -2400,7 +2702,7 @@
         </w:tc>
         <w:tc>
           <w:tcPr>
-            <w:tcW w:type="dxa" w:w="2041"/>
+            <w:tcW w:type="dxa" w:w="1871"/>
           </w:tcPr>
           <w:p>
             <w:pPr>
@@ -2418,7 +2720,7 @@
         </w:tc>
         <w:tc>
           <w:tcPr>
-            <w:tcW w:type="dxa" w:w="4082"/>
+            <w:tcW w:type="dxa" w:w="3742"/>
           </w:tcPr>
           <w:p>
             <w:pPr>
@@ -2460,7 +2762,7 @@
         </w:tc>
         <w:tc>
           <w:tcPr>
-            <w:tcW w:type="dxa" w:w="4649"/>
+            <w:tcW w:type="dxa" w:w="4309"/>
           </w:tcPr>
           <w:p>
             <w:pPr>
@@ -2478,7 +2780,7 @@
         </w:tc>
         <w:tc>
           <w:tcPr>
-            <w:tcW w:type="dxa" w:w="1474"/>
+            <w:tcW w:type="dxa" w:w="1417"/>
           </w:tcPr>
           <w:p>
             <w:pPr>
@@ -2496,7 +2798,25 @@
         </w:tc>
         <w:tc>
           <w:tcPr>
-            <w:tcW w:type="dxa" w:w="1361"/>
+            <w:tcW w:type="dxa" w:w="1304"/>
+          </w:tcPr>
+          <w:p>
+            <w:pPr>
+              <w:spacing w:after="20" w:line="240" w:lineRule="auto"/>
+            </w:pPr>
+            <w:r/>
+            <w:r>
+              <w:rPr>
+                <w:b w:val="0"/>
+                <w:sz w:val="20"/>
+              </w:rPr>
+              <w:t>Пройден</w:t>
+            </w:r>
+          </w:p>
+        </w:tc>
+        <w:tc>
+          <w:tcPr>
+            <w:tcW w:type="dxa" w:w="1134"/>
           </w:tcPr>
           <w:p>
             <w:pPr>
@@ -2516,7 +2836,7 @@
       <w:tr>
         <w:tc>
           <w:tcPr>
-            <w:tcW w:type="dxa" w:w="907"/>
+            <w:tcW w:type="dxa" w:w="850"/>
           </w:tcPr>
           <w:p>
             <w:pPr>
@@ -2534,7 +2854,7 @@
         </w:tc>
         <w:tc>
           <w:tcPr>
-            <w:tcW w:type="dxa" w:w="2041"/>
+            <w:tcW w:type="dxa" w:w="1871"/>
           </w:tcPr>
           <w:p>
             <w:pPr>
@@ -2552,7 +2872,7 @@
         </w:tc>
         <w:tc>
           <w:tcPr>
-            <w:tcW w:type="dxa" w:w="4082"/>
+            <w:tcW w:type="dxa" w:w="3742"/>
           </w:tcPr>
           <w:p>
             <w:pPr>
@@ -2606,7 +2926,7 @@
         </w:tc>
         <w:tc>
           <w:tcPr>
-            <w:tcW w:type="dxa" w:w="4649"/>
+            <w:tcW w:type="dxa" w:w="4309"/>
           </w:tcPr>
           <w:p>
             <w:pPr>
@@ -2624,7 +2944,7 @@
         </w:tc>
         <w:tc>
           <w:tcPr>
-            <w:tcW w:type="dxa" w:w="1474"/>
+            <w:tcW w:type="dxa" w:w="1417"/>
           </w:tcPr>
           <w:p>
             <w:pPr>
@@ -2642,7 +2962,25 @@
         </w:tc>
         <w:tc>
           <w:tcPr>
-            <w:tcW w:type="dxa" w:w="1361"/>
+            <w:tcW w:type="dxa" w:w="1304"/>
+          </w:tcPr>
+          <w:p>
+            <w:pPr>
+              <w:spacing w:after="20" w:line="240" w:lineRule="auto"/>
+            </w:pPr>
+            <w:r/>
+            <w:r>
+              <w:rPr>
+                <w:b w:val="0"/>
+                <w:sz w:val="20"/>
+              </w:rPr>
+              <w:t>Пройден</w:t>
+            </w:r>
+          </w:p>
+        </w:tc>
+        <w:tc>
+          <w:tcPr>
+            <w:tcW w:type="dxa" w:w="1134"/>
           </w:tcPr>
           <w:p>
             <w:pPr>
@@ -2780,7 +3118,7 @@
                 <w:b/>
                 <w:sz w:val="20"/>
               </w:rPr>
-              <w:t>Исправление в 1.1</w:t>
+              <w:t>Исправление</w:t>
             </w:r>
           </w:p>
         </w:tc>
@@ -3354,11 +3692,231 @@
           </w:p>
         </w:tc>
       </w:tr>
+      <w:tr>
+        <w:tc>
+          <w:tcPr>
+            <w:tcW w:type="dxa" w:w="794"/>
+          </w:tcPr>
+          <w:p>
+            <w:pPr>
+              <w:spacing w:after="20" w:line="240" w:lineRule="auto"/>
+            </w:pPr>
+            <w:r/>
+            <w:r>
+              <w:rPr>
+                <w:b w:val="0"/>
+                <w:sz w:val="20"/>
+              </w:rPr>
+              <w:t>D-06</w:t>
+            </w:r>
+          </w:p>
+        </w:tc>
+        <w:tc>
+          <w:tcPr>
+            <w:tcW w:type="dxa" w:w="5386"/>
+          </w:tcPr>
+          <w:p>
+            <w:pPr>
+              <w:spacing w:after="20" w:line="240" w:lineRule="auto"/>
+            </w:pPr>
+            <w:r/>
+            <w:r>
+              <w:rPr>
+                <w:b w:val="0"/>
+                <w:sz w:val="20"/>
+              </w:rPr>
+              <w:t>Русская песня распознана как греческий язык: язык определялся только по первым 30 секундам (в песне это музыкальное вступление). Язык показывался кодом «el».</w:t>
+            </w:r>
+          </w:p>
+        </w:tc>
+        <w:tc>
+          <w:tcPr>
+            <w:tcW w:type="dxa" w:w="1361"/>
+          </w:tcPr>
+          <w:p>
+            <w:pPr>
+              <w:spacing w:after="20" w:line="240" w:lineRule="auto"/>
+            </w:pPr>
+            <w:r/>
+            <w:r>
+              <w:rPr>
+                <w:b w:val="0"/>
+                <w:sz w:val="20"/>
+              </w:rPr>
+              <w:t>Критическая</w:t>
+            </w:r>
+          </w:p>
+        </w:tc>
+        <w:tc>
+          <w:tcPr>
+            <w:tcW w:type="dxa" w:w="1134"/>
+          </w:tcPr>
+          <w:p>
+            <w:pPr>
+              <w:spacing w:after="20" w:line="240" w:lineRule="auto"/>
+            </w:pPr>
+            <w:r/>
+            <w:r>
+              <w:rPr>
+                <w:b w:val="0"/>
+                <w:sz w:val="20"/>
+              </w:rPr>
+              <w:t>ТК-05</w:t>
+            </w:r>
+          </w:p>
+        </w:tc>
+        <w:tc>
+          <w:tcPr>
+            <w:tcW w:type="dxa" w:w="3969"/>
+          </w:tcPr>
+          <w:p>
+            <w:pPr>
+              <w:spacing w:after="20" w:line="240" w:lineRule="auto"/>
+            </w:pPr>
+            <w:r/>
+            <w:r>
+              <w:rPr>
+                <w:b w:val="0"/>
+                <w:sz w:val="20"/>
+              </w:rPr>
+              <w:t>1.2: язык определяется по 4 отрезкам записи и только по участкам с голосом; показывается название языка.</w:t>
+            </w:r>
+          </w:p>
+        </w:tc>
+        <w:tc>
+          <w:tcPr>
+            <w:tcW w:type="dxa" w:w="1871"/>
+          </w:tcPr>
+          <w:p>
+            <w:pPr>
+              <w:spacing w:after="20" w:line="240" w:lineRule="auto"/>
+            </w:pPr>
+            <w:r/>
+            <w:r>
+              <w:rPr>
+                <w:b w:val="0"/>
+                <w:sz w:val="20"/>
+              </w:rPr>
+              <w:t>Исправлен, проверен повторно</w:t>
+            </w:r>
+          </w:p>
+        </w:tc>
+      </w:tr>
+      <w:tr>
+        <w:tc>
+          <w:tcPr>
+            <w:tcW w:type="dxa" w:w="794"/>
+          </w:tcPr>
+          <w:p>
+            <w:pPr>
+              <w:spacing w:after="20" w:line="240" w:lineRule="auto"/>
+            </w:pPr>
+            <w:r/>
+            <w:r>
+              <w:rPr>
+                <w:b w:val="0"/>
+                <w:sz w:val="20"/>
+              </w:rPr>
+              <w:t>D-07</w:t>
+            </w:r>
+          </w:p>
+        </w:tc>
+        <w:tc>
+          <w:tcPr>
+            <w:tcW w:type="dxa" w:w="5386"/>
+          </w:tcPr>
+          <w:p>
+            <w:pPr>
+              <w:spacing w:after="20" w:line="240" w:lineRule="auto"/>
+            </w:pPr>
+            <w:r/>
+            <w:r>
+              <w:rPr>
+                <w:b w:val="0"/>
+                <w:sz w:val="20"/>
+              </w:rPr>
+              <w:t>На песне длиной 1:44 расшифрованы только последние 12 секунд: модель отбрасывала фрагменты с музыкой как «неуверенные».</w:t>
+            </w:r>
+          </w:p>
+        </w:tc>
+        <w:tc>
+          <w:tcPr>
+            <w:tcW w:type="dxa" w:w="1361"/>
+          </w:tcPr>
+          <w:p>
+            <w:pPr>
+              <w:spacing w:after="20" w:line="240" w:lineRule="auto"/>
+            </w:pPr>
+            <w:r/>
+            <w:r>
+              <w:rPr>
+                <w:b w:val="0"/>
+                <w:sz w:val="20"/>
+              </w:rPr>
+              <w:t>Критическая</w:t>
+            </w:r>
+          </w:p>
+        </w:tc>
+        <w:tc>
+          <w:tcPr>
+            <w:tcW w:type="dxa" w:w="1134"/>
+          </w:tcPr>
+          <w:p>
+            <w:pPr>
+              <w:spacing w:after="20" w:line="240" w:lineRule="auto"/>
+            </w:pPr>
+            <w:r/>
+            <w:r>
+              <w:rPr>
+                <w:b w:val="0"/>
+                <w:sz w:val="20"/>
+              </w:rPr>
+              <w:t>ТК-05</w:t>
+            </w:r>
+          </w:p>
+        </w:tc>
+        <w:tc>
+          <w:tcPr>
+            <w:tcW w:type="dxa" w:w="3969"/>
+          </w:tcPr>
+          <w:p>
+            <w:pPr>
+              <w:spacing w:after="20" w:line="240" w:lineRule="auto"/>
+            </w:pPr>
+            <w:r/>
+            <w:r>
+              <w:rPr>
+                <w:b w:val="0"/>
+                <w:sz w:val="20"/>
+              </w:rPr>
+              <w:t>1.2: отбраковка неуверенных фрагментов отключена, тишину отсекает фильтр голоса (VAD). Покрытие песни — 96 из 105 секунд; тишина по-прежнему даёт пустой результат (автотест).</w:t>
+            </w:r>
+          </w:p>
+        </w:tc>
+        <w:tc>
+          <w:tcPr>
+            <w:tcW w:type="dxa" w:w="1871"/>
+          </w:tcPr>
+          <w:p>
+            <w:pPr>
+              <w:spacing w:after="20" w:line="240" w:lineRule="auto"/>
+            </w:pPr>
+            <w:r/>
+            <w:r>
+              <w:rPr>
+                <w:b w:val="0"/>
+                <w:sz w:val="20"/>
+              </w:rPr>
+              <w:t>Исправлен, проверен повторно</w:t>
+            </w:r>
+          </w:p>
+        </w:tc>
+      </w:tr>
     </w:tbl>
     <w:p/>
     <w:p>
       <w:r>
-        <w:t>Как нашли: D-02 – D-05 — по скриншотам окна и автоматической проверке «все кнопки помещаются в окно» (tools/gui_check.py). Повторный запуск этой проверки на версии 1.0 показывает ошибки, на версии 1.1 — все проверки пройдены. D-01 найден при разборе кода; проверен подстановкой кода клавиши, на защите стоит показать вручную с русской раскладкой.</w:t>
+        <w:t>Как нашли: D-02 – D-05 — по скриншотам окна и автоматической проверке «все кнопки помещаются в окно» (tools/gui_check.py). Повторный запуск этой проверки на версии 1.0 показывает ошибки, на версии 1.1 — все проверки пройдены. D-01 найден при разборе кода; проверен подстановкой кода клавиши, на защите стоит показать вручную с русской раскладкой. D-06 и D-07 найдены при ручной проверке на настоящей песне (MP3, 1:44) и исправлены в версии 1.2.</w:t>
       </w:r>
     </w:p>
     <w:p>
@@ -3449,7 +4007,7 @@
                 <w:b/>
                 <w:sz w:val="21"/>
               </w:rPr>
-              <w:t>Результат 1.1</w:t>
+              <w:t>Результат 1.2</w:t>
             </w:r>
           </w:p>
         </w:tc>
@@ -3543,7 +4101,7 @@
                 <w:b w:val="0"/>
                 <w:sz w:val="21"/>
               </w:rPr>
-              <w:t>Настоящее распознавание тестовой записи, отмена, неизвестная модель</w:t>
+              <w:t>Настоящее распознавание тестовой записи, отмена, неизвестная модель, тишина без выдуманного текста, названия языков</w:t>
             </w:r>
           </w:p>
         </w:tc>
@@ -3561,7 +4119,7 @@
                 <w:b w:val="0"/>
                 <w:sz w:val="21"/>
               </w:rPr>
-              <w:t>3 из 3</w:t>
+              <w:t>6 из 6</w:t>
             </w:r>
           </w:p>
         </w:tc>
